--- a/documentword/李皓个人工作汇报.docx
+++ b/documentword/李皓个人工作汇报.docx
@@ -83,7 +83,7 @@
           <w:color w:val="222222"/>
           <w:sz w:val="21"/>
         </w:rPr>
-        <w:t>配合实现课程提交规则，包括先修课程、课程容量、开课状态、教师安排和时间冲突校验。</w:t>
+        <w:t>负责学生选课规则校验，包括先修课程、课程容量、开课状态、教师安排和主选时间冲突；同时负责教师授课时间冲突检测及相关测试。</w:t>
       </w:r>
     </w:p>
     <w:p>
@@ -128,7 +128,7 @@
           <w:color w:val="222222"/>
           <w:sz w:val="21"/>
         </w:rPr>
-        <w:t>配合编写和运行学生课程浏览、关闭注册、加退选、先修及成绩单相关测试。</w:t>
+        <w:t>编写并运行学生课程浏览、关闭注册、加退选、先修、成绩单及教师授课时间冲突检测相关测试。</w:t>
       </w:r>
     </w:p>
     <w:p>
